--- a/assets/templates/kiwi-letterhead.docx
+++ b/assets/templates/kiwi-letterhead.docx
@@ -203,7 +203,7 @@
               <w:sz w:val="17"/>
               <w:szCs w:val="17"/>
             </w:rPr>
-            <w:t xml:space="preserve">wearekiwi.com</w:t>
+            <w:t xml:space="preserve">wearekiwi.co.uk</w:t>
           </w:r>
         </w:p>
         <w:p>
